--- a/8.1.4.4-loops/zadachi-acmp-8.1.4.4-s-otvetami.docx
+++ b/8.1.4.4-loops/zadachi-acmp-8.1.4.4-s-otvetami.docx
@@ -3499,7 +3499,7 @@
           <w:sz w:val="20"/>
           <w:szCs w:val="20"/>
         </w:rPr>
-        <w:t xml:space="preserve">Все программы проверены: запущены на примерах листа и на случайных тестах, ответы совпали. Другие верные решения тоже засчитываются.</w:t>
+        <w:t xml:space="preserve">У каждой задачи два решения: с циклом for и с циклом while. Все программы проверены: запущены на примерах листа и на случайных тестах, ответы совпали. Другие верные решения тоже засчитываются.</w:t>
       </w:r>
     </w:p>
     <w:p>
@@ -3539,7 +3539,23 @@
           <w:sz w:val="22"/>
           <w:szCs w:val="22"/>
         </w:rPr>
-        <w:t xml:space="preserve">цикл for и накопитель s. Если N меньше 1, складываем числа от N до 1.</w:t>
+        <w:t xml:space="preserve">накопитель s: прибавляем числа от 1 до N. Если N меньше 1, складываем числа от N до 1.</w:t>
+      </w:r>
+    </w:p>
+    <w:p>
+      <w:pPr>
+        <w:keepNext/>
+        <w:spacing w:before="80" w:after="20"/>
+      </w:pPr>
+      <w:r>
+        <w:rPr>
+          <w:rFonts w:ascii="Times New Roman" w:hAnsi="Times New Roman" w:cs="Times New Roman"/>
+          <w:i/>
+          <w:iCs/>
+          <w:sz w:val="22"/>
+          <w:szCs w:val="22"/>
+        </w:rPr>
+        <w:t xml:space="preserve">Решение 1 — цикл for</w:t>
       </w:r>
     </w:p>
     <w:p>
@@ -3652,6 +3668,203 @@
           <w:szCs w:val="20"/>
         </w:rPr>
         <w:t xml:space="preserve">        s = s + i</w:t>
+      </w:r>
+    </w:p>
+    <w:p>
+      <w:pPr>
+        <w:spacing w:before="0" w:after="0"/>
+      </w:pPr>
+      <w:r>
+        <w:rPr>
+          <w:rFonts w:ascii="Courier New" w:hAnsi="Courier New" w:cs="Courier New"/>
+          <w:sz w:val="20"/>
+          <w:szCs w:val="20"/>
+        </w:rPr>
+        <w:t xml:space="preserve">print(s)</w:t>
+      </w:r>
+    </w:p>
+    <w:p>
+      <w:pPr>
+        <w:keepNext/>
+        <w:spacing w:before="80" w:after="20"/>
+      </w:pPr>
+      <w:r>
+        <w:rPr>
+          <w:rFonts w:ascii="Times New Roman" w:hAnsi="Times New Roman" w:cs="Times New Roman"/>
+          <w:i/>
+          <w:iCs/>
+          <w:sz w:val="22"/>
+          <w:szCs w:val="22"/>
+        </w:rPr>
+        <w:t xml:space="preserve">Решение 2 — цикл while</w:t>
+      </w:r>
+    </w:p>
+    <w:p>
+      <w:pPr>
+        <w:keepNext/>
+        <w:spacing w:before="0" w:after="0"/>
+      </w:pPr>
+      <w:r>
+        <w:rPr>
+          <w:rFonts w:ascii="Courier New" w:hAnsi="Courier New" w:cs="Courier New"/>
+          <w:sz w:val="20"/>
+          <w:szCs w:val="20"/>
+        </w:rPr>
+        <w:t xml:space="preserve">n = int(input())</w:t>
+      </w:r>
+    </w:p>
+    <w:p>
+      <w:pPr>
+        <w:keepNext/>
+        <w:spacing w:before="0" w:after="0"/>
+      </w:pPr>
+      <w:r>
+        <w:rPr>
+          <w:rFonts w:ascii="Courier New" w:hAnsi="Courier New" w:cs="Courier New"/>
+          <w:sz w:val="20"/>
+          <w:szCs w:val="20"/>
+        </w:rPr>
+        <w:t xml:space="preserve">s = 0</w:t>
+      </w:r>
+    </w:p>
+    <w:p>
+      <w:pPr>
+        <w:keepNext/>
+        <w:spacing w:before="0" w:after="0"/>
+      </w:pPr>
+      <w:r>
+        <w:rPr>
+          <w:rFonts w:ascii="Courier New" w:hAnsi="Courier New" w:cs="Courier New"/>
+          <w:sz w:val="20"/>
+          <w:szCs w:val="20"/>
+        </w:rPr>
+        <w:t xml:space="preserve">if n &gt;= 1:</w:t>
+      </w:r>
+    </w:p>
+    <w:p>
+      <w:pPr>
+        <w:keepNext/>
+        <w:spacing w:before="0" w:after="0"/>
+      </w:pPr>
+      <w:r>
+        <w:rPr>
+          <w:rFonts w:ascii="Courier New" w:hAnsi="Courier New" w:cs="Courier New"/>
+          <w:sz w:val="20"/>
+          <w:szCs w:val="20"/>
+        </w:rPr>
+        <w:t xml:space="preserve">    i = 1</w:t>
+      </w:r>
+    </w:p>
+    <w:p>
+      <w:pPr>
+        <w:keepNext/>
+        <w:spacing w:before="0" w:after="0"/>
+      </w:pPr>
+      <w:r>
+        <w:rPr>
+          <w:rFonts w:ascii="Courier New" w:hAnsi="Courier New" w:cs="Courier New"/>
+          <w:sz w:val="20"/>
+          <w:szCs w:val="20"/>
+        </w:rPr>
+        <w:t xml:space="preserve">    while i &lt;= n:</w:t>
+      </w:r>
+    </w:p>
+    <w:p>
+      <w:pPr>
+        <w:keepNext/>
+        <w:spacing w:before="0" w:after="0"/>
+      </w:pPr>
+      <w:r>
+        <w:rPr>
+          <w:rFonts w:ascii="Courier New" w:hAnsi="Courier New" w:cs="Courier New"/>
+          <w:sz w:val="20"/>
+          <w:szCs w:val="20"/>
+        </w:rPr>
+        <w:t xml:space="preserve">        s = s + i</w:t>
+      </w:r>
+    </w:p>
+    <w:p>
+      <w:pPr>
+        <w:keepNext/>
+        <w:spacing w:before="0" w:after="0"/>
+      </w:pPr>
+      <w:r>
+        <w:rPr>
+          <w:rFonts w:ascii="Courier New" w:hAnsi="Courier New" w:cs="Courier New"/>
+          <w:sz w:val="20"/>
+          <w:szCs w:val="20"/>
+        </w:rPr>
+        <w:t xml:space="preserve">        i = i + 1</w:t>
+      </w:r>
+    </w:p>
+    <w:p>
+      <w:pPr>
+        <w:keepNext/>
+        <w:spacing w:before="0" w:after="0"/>
+      </w:pPr>
+      <w:r>
+        <w:rPr>
+          <w:rFonts w:ascii="Courier New" w:hAnsi="Courier New" w:cs="Courier New"/>
+          <w:sz w:val="20"/>
+          <w:szCs w:val="20"/>
+        </w:rPr>
+        <w:t xml:space="preserve">else:                          # N может быть меньше 1</w:t>
+      </w:r>
+    </w:p>
+    <w:p>
+      <w:pPr>
+        <w:keepNext/>
+        <w:spacing w:before="0" w:after="0"/>
+      </w:pPr>
+      <w:r>
+        <w:rPr>
+          <w:rFonts w:ascii="Courier New" w:hAnsi="Courier New" w:cs="Courier New"/>
+          <w:sz w:val="20"/>
+          <w:szCs w:val="20"/>
+        </w:rPr>
+        <w:t xml:space="preserve">    i = n</w:t>
+      </w:r>
+    </w:p>
+    <w:p>
+      <w:pPr>
+        <w:keepNext/>
+        <w:spacing w:before="0" w:after="0"/>
+      </w:pPr>
+      <w:r>
+        <w:rPr>
+          <w:rFonts w:ascii="Courier New" w:hAnsi="Courier New" w:cs="Courier New"/>
+          <w:sz w:val="20"/>
+          <w:szCs w:val="20"/>
+        </w:rPr>
+        <w:t xml:space="preserve">    while i &lt;= 1:</w:t>
+      </w:r>
+    </w:p>
+    <w:p>
+      <w:pPr>
+        <w:keepNext/>
+        <w:spacing w:before="0" w:after="0"/>
+      </w:pPr>
+      <w:r>
+        <w:rPr>
+          <w:rFonts w:ascii="Courier New" w:hAnsi="Courier New" w:cs="Courier New"/>
+          <w:sz w:val="20"/>
+          <w:szCs w:val="20"/>
+        </w:rPr>
+        <w:t xml:space="preserve">        s = s + i</w:t>
+      </w:r>
+    </w:p>
+    <w:p>
+      <w:pPr>
+        <w:keepNext/>
+        <w:spacing w:before="0" w:after="0"/>
+      </w:pPr>
+      <w:r>
+        <w:rPr>
+          <w:rFonts w:ascii="Courier New" w:hAnsi="Courier New" w:cs="Courier New"/>
+          <w:sz w:val="20"/>
+          <w:szCs w:val="20"/>
+        </w:rPr>
+        <w:t xml:space="preserve">        i = i + 1</w:t>
       </w:r>
     </w:p>
     <w:p>
@@ -3710,6 +3923,22 @@
     <w:p>
       <w:pPr>
         <w:keepNext/>
+        <w:spacing w:before="80" w:after="20"/>
+      </w:pPr>
+      <w:r>
+        <w:rPr>
+          <w:rFonts w:ascii="Times New Roman" w:hAnsi="Times New Roman" w:cs="Times New Roman"/>
+          <w:i/>
+          <w:iCs/>
+          <w:sz w:val="22"/>
+          <w:szCs w:val="22"/>
+        </w:rPr>
+        <w:t xml:space="preserve">Решение 1 — цикл for</w:t>
+      </w:r>
+    </w:p>
+    <w:p>
+      <w:pPr>
+        <w:keepNext/>
         <w:spacing w:before="0" w:after="0"/>
       </w:pPr>
       <w:r>
@@ -3761,6 +3990,119 @@
           <w:szCs w:val="20"/>
         </w:rPr>
         <w:t xml:space="preserve">    f = f * i</w:t>
+      </w:r>
+    </w:p>
+    <w:p>
+      <w:pPr>
+        <w:spacing w:before="0" w:after="0"/>
+      </w:pPr>
+      <w:r>
+        <w:rPr>
+          <w:rFonts w:ascii="Courier New" w:hAnsi="Courier New" w:cs="Courier New"/>
+          <w:sz w:val="20"/>
+          <w:szCs w:val="20"/>
+        </w:rPr>
+        <w:t xml:space="preserve">print(f)</w:t>
+      </w:r>
+    </w:p>
+    <w:p>
+      <w:pPr>
+        <w:keepNext/>
+        <w:spacing w:before="80" w:after="20"/>
+      </w:pPr>
+      <w:r>
+        <w:rPr>
+          <w:rFonts w:ascii="Times New Roman" w:hAnsi="Times New Roman" w:cs="Times New Roman"/>
+          <w:i/>
+          <w:iCs/>
+          <w:sz w:val="22"/>
+          <w:szCs w:val="22"/>
+        </w:rPr>
+        <w:t xml:space="preserve">Решение 2 — цикл while</w:t>
+      </w:r>
+    </w:p>
+    <w:p>
+      <w:pPr>
+        <w:keepNext/>
+        <w:spacing w:before="0" w:after="0"/>
+      </w:pPr>
+      <w:r>
+        <w:rPr>
+          <w:rFonts w:ascii="Courier New" w:hAnsi="Courier New" w:cs="Courier New"/>
+          <w:sz w:val="20"/>
+          <w:szCs w:val="20"/>
+        </w:rPr>
+        <w:t xml:space="preserve">n = int(input())</w:t>
+      </w:r>
+    </w:p>
+    <w:p>
+      <w:pPr>
+        <w:keepNext/>
+        <w:spacing w:before="0" w:after="0"/>
+      </w:pPr>
+      <w:r>
+        <w:rPr>
+          <w:rFonts w:ascii="Courier New" w:hAnsi="Courier New" w:cs="Courier New"/>
+          <w:sz w:val="20"/>
+          <w:szCs w:val="20"/>
+        </w:rPr>
+        <w:t xml:space="preserve">f = 1</w:t>
+      </w:r>
+    </w:p>
+    <w:p>
+      <w:pPr>
+        <w:keepNext/>
+        <w:spacing w:before="0" w:after="0"/>
+      </w:pPr>
+      <w:r>
+        <w:rPr>
+          <w:rFonts w:ascii="Courier New" w:hAnsi="Courier New" w:cs="Courier New"/>
+          <w:sz w:val="20"/>
+          <w:szCs w:val="20"/>
+        </w:rPr>
+        <w:t xml:space="preserve">i = 1</w:t>
+      </w:r>
+    </w:p>
+    <w:p>
+      <w:pPr>
+        <w:keepNext/>
+        <w:spacing w:before="0" w:after="0"/>
+      </w:pPr>
+      <w:r>
+        <w:rPr>
+          <w:rFonts w:ascii="Courier New" w:hAnsi="Courier New" w:cs="Courier New"/>
+          <w:sz w:val="20"/>
+          <w:szCs w:val="20"/>
+        </w:rPr>
+        <w:t xml:space="preserve">while i &lt;= n:</w:t>
+      </w:r>
+    </w:p>
+    <w:p>
+      <w:pPr>
+        <w:keepNext/>
+        <w:spacing w:before="0" w:after="0"/>
+      </w:pPr>
+      <w:r>
+        <w:rPr>
+          <w:rFonts w:ascii="Courier New" w:hAnsi="Courier New" w:cs="Courier New"/>
+          <w:sz w:val="20"/>
+          <w:szCs w:val="20"/>
+        </w:rPr>
+        <w:t xml:space="preserve">    f = f * i</w:t>
+      </w:r>
+    </w:p>
+    <w:p>
+      <w:pPr>
+        <w:keepNext/>
+        <w:spacing w:before="0" w:after="0"/>
+      </w:pPr>
+      <w:r>
+        <w:rPr>
+          <w:rFonts w:ascii="Courier New" w:hAnsi="Courier New" w:cs="Courier New"/>
+          <w:sz w:val="20"/>
+          <w:szCs w:val="20"/>
+        </w:rPr>
+        <w:t xml:space="preserve">    i = i + 1</w:t>
       </w:r>
     </w:p>
     <w:p>
@@ -3813,7 +4155,108 @@
           <w:sz w:val="22"/>
           <w:szCs w:val="22"/>
         </w:rPr>
-        <w:t xml:space="preserve">цикл while: пока i·i ≤ N, выводим i·i и увеличиваем i.</w:t>
+        <w:t xml:space="preserve">перебираем i = 1, 2, 3, …; пока i·i ≤ N, выводим i·i. В решении с for цикл прерываем командой break.</w:t>
+      </w:r>
+    </w:p>
+    <w:p>
+      <w:pPr>
+        <w:keepNext/>
+        <w:spacing w:before="80" w:after="20"/>
+      </w:pPr>
+      <w:r>
+        <w:rPr>
+          <w:rFonts w:ascii="Times New Roman" w:hAnsi="Times New Roman" w:cs="Times New Roman"/>
+          <w:i/>
+          <w:iCs/>
+          <w:sz w:val="22"/>
+          <w:szCs w:val="22"/>
+        </w:rPr>
+        <w:t xml:space="preserve">Решение 1 — цикл for</w:t>
+      </w:r>
+    </w:p>
+    <w:p>
+      <w:pPr>
+        <w:keepNext/>
+        <w:spacing w:before="0" w:after="0"/>
+      </w:pPr>
+      <w:r>
+        <w:rPr>
+          <w:rFonts w:ascii="Courier New" w:hAnsi="Courier New" w:cs="Courier New"/>
+          <w:sz w:val="20"/>
+          <w:szCs w:val="20"/>
+        </w:rPr>
+        <w:t xml:space="preserve">n = int(input())</w:t>
+      </w:r>
+    </w:p>
+    <w:p>
+      <w:pPr>
+        <w:keepNext/>
+        <w:spacing w:before="0" w:after="0"/>
+      </w:pPr>
+      <w:r>
+        <w:rPr>
+          <w:rFonts w:ascii="Courier New" w:hAnsi="Courier New" w:cs="Courier New"/>
+          <w:sz w:val="20"/>
+          <w:szCs w:val="20"/>
+        </w:rPr>
+        <w:t xml:space="preserve">for i in range(1, n + 1):</w:t>
+      </w:r>
+    </w:p>
+    <w:p>
+      <w:pPr>
+        <w:keepNext/>
+        <w:spacing w:before="0" w:after="0"/>
+      </w:pPr>
+      <w:r>
+        <w:rPr>
+          <w:rFonts w:ascii="Courier New" w:hAnsi="Courier New" w:cs="Courier New"/>
+          <w:sz w:val="20"/>
+          <w:szCs w:val="20"/>
+        </w:rPr>
+        <w:t xml:space="preserve">    if i * i &gt; n:</w:t>
+      </w:r>
+    </w:p>
+    <w:p>
+      <w:pPr>
+        <w:keepNext/>
+        <w:spacing w:before="0" w:after="0"/>
+      </w:pPr>
+      <w:r>
+        <w:rPr>
+          <w:rFonts w:ascii="Courier New" w:hAnsi="Courier New" w:cs="Courier New"/>
+          <w:sz w:val="20"/>
+          <w:szCs w:val="20"/>
+        </w:rPr>
+        <w:t xml:space="preserve">        break</w:t>
+      </w:r>
+    </w:p>
+    <w:p>
+      <w:pPr>
+        <w:spacing w:before="0" w:after="0"/>
+      </w:pPr>
+      <w:r>
+        <w:rPr>
+          <w:rFonts w:ascii="Courier New" w:hAnsi="Courier New" w:cs="Courier New"/>
+          <w:sz w:val="20"/>
+          <w:szCs w:val="20"/>
+        </w:rPr>
+        <w:t xml:space="preserve">    print(i * i, end=' ')</w:t>
+      </w:r>
+    </w:p>
+    <w:p>
+      <w:pPr>
+        <w:keepNext/>
+        <w:spacing w:before="80" w:after="20"/>
+      </w:pPr>
+      <w:r>
+        <w:rPr>
+          <w:rFonts w:ascii="Times New Roman" w:hAnsi="Times New Roman" w:cs="Times New Roman"/>
+          <w:i/>
+          <w:iCs/>
+          <w:sz w:val="22"/>
+          <w:szCs w:val="22"/>
+        </w:rPr>
+        <w:t xml:space="preserve">Решение 2 — цикл while</w:t>
       </w:r>
     </w:p>
     <w:p>
@@ -3922,7 +4365,136 @@
           <w:sz w:val="22"/>
           <w:szCs w:val="22"/>
         </w:rPr>
-        <w:t xml:space="preserve">цикл while: начинаем с 1 и умножаем на 2, пока число ≤ N.</w:t>
+        <w:t xml:space="preserve">начинаем с 1 и умножаем на 2, пока число ≤ N. В решении с for цикл прерываем командой break.</w:t>
+      </w:r>
+    </w:p>
+    <w:p>
+      <w:pPr>
+        <w:keepNext/>
+        <w:spacing w:before="80" w:after="20"/>
+      </w:pPr>
+      <w:r>
+        <w:rPr>
+          <w:rFonts w:ascii="Times New Roman" w:hAnsi="Times New Roman" w:cs="Times New Roman"/>
+          <w:i/>
+          <w:iCs/>
+          <w:sz w:val="22"/>
+          <w:szCs w:val="22"/>
+        </w:rPr>
+        <w:t xml:space="preserve">Решение 1 — цикл for</w:t>
+      </w:r>
+    </w:p>
+    <w:p>
+      <w:pPr>
+        <w:keepNext/>
+        <w:spacing w:before="0" w:after="0"/>
+      </w:pPr>
+      <w:r>
+        <w:rPr>
+          <w:rFonts w:ascii="Courier New" w:hAnsi="Courier New" w:cs="Courier New"/>
+          <w:sz w:val="20"/>
+          <w:szCs w:val="20"/>
+        </w:rPr>
+        <w:t xml:space="preserve">n = int(input())</w:t>
+      </w:r>
+    </w:p>
+    <w:p>
+      <w:pPr>
+        <w:keepNext/>
+        <w:spacing w:before="0" w:after="0"/>
+      </w:pPr>
+      <w:r>
+        <w:rPr>
+          <w:rFonts w:ascii="Courier New" w:hAnsi="Courier New" w:cs="Courier New"/>
+          <w:sz w:val="20"/>
+          <w:szCs w:val="20"/>
+        </w:rPr>
+        <w:t xml:space="preserve">p = 1</w:t>
+      </w:r>
+    </w:p>
+    <w:p>
+      <w:pPr>
+        <w:keepNext/>
+        <w:spacing w:before="0" w:after="0"/>
+      </w:pPr>
+      <w:r>
+        <w:rPr>
+          <w:rFonts w:ascii="Courier New" w:hAnsi="Courier New" w:cs="Courier New"/>
+          <w:sz w:val="20"/>
+          <w:szCs w:val="20"/>
+        </w:rPr>
+        <w:t xml:space="preserve">for k in range(31):            # 2 в степени 30 уже больше 10⁹</w:t>
+      </w:r>
+    </w:p>
+    <w:p>
+      <w:pPr>
+        <w:keepNext/>
+        <w:spacing w:before="0" w:after="0"/>
+      </w:pPr>
+      <w:r>
+        <w:rPr>
+          <w:rFonts w:ascii="Courier New" w:hAnsi="Courier New" w:cs="Courier New"/>
+          <w:sz w:val="20"/>
+          <w:szCs w:val="20"/>
+        </w:rPr>
+        <w:t xml:space="preserve">    if p &gt; n:</w:t>
+      </w:r>
+    </w:p>
+    <w:p>
+      <w:pPr>
+        <w:keepNext/>
+        <w:spacing w:before="0" w:after="0"/>
+      </w:pPr>
+      <w:r>
+        <w:rPr>
+          <w:rFonts w:ascii="Courier New" w:hAnsi="Courier New" w:cs="Courier New"/>
+          <w:sz w:val="20"/>
+          <w:szCs w:val="20"/>
+        </w:rPr>
+        <w:t xml:space="preserve">        break</w:t>
+      </w:r>
+    </w:p>
+    <w:p>
+      <w:pPr>
+        <w:keepNext/>
+        <w:spacing w:before="0" w:after="0"/>
+      </w:pPr>
+      <w:r>
+        <w:rPr>
+          <w:rFonts w:ascii="Courier New" w:hAnsi="Courier New" w:cs="Courier New"/>
+          <w:sz w:val="20"/>
+          <w:szCs w:val="20"/>
+        </w:rPr>
+        <w:t xml:space="preserve">    print(p, end=' ')</w:t>
+      </w:r>
+    </w:p>
+    <w:p>
+      <w:pPr>
+        <w:spacing w:before="0" w:after="0"/>
+      </w:pPr>
+      <w:r>
+        <w:rPr>
+          <w:rFonts w:ascii="Courier New" w:hAnsi="Courier New" w:cs="Courier New"/>
+          <w:sz w:val="20"/>
+          <w:szCs w:val="20"/>
+        </w:rPr>
+        <w:t xml:space="preserve">    p = p * 2</w:t>
+      </w:r>
+    </w:p>
+    <w:p>
+      <w:pPr>
+        <w:keepNext/>
+        <w:spacing w:before="80" w:after="20"/>
+      </w:pPr>
+      <w:r>
+        <w:rPr>
+          <w:rFonts w:ascii="Times New Roman" w:hAnsi="Times New Roman" w:cs="Times New Roman"/>
+          <w:i/>
+          <w:iCs/>
+          <w:sz w:val="22"/>
+          <w:szCs w:val="22"/>
+        </w:rPr>
+        <w:t xml:space="preserve">Решение 2 — цикл while</w:t>
       </w:r>
     </w:p>
     <w:p>
@@ -4031,7 +4603,108 @@
           <w:sz w:val="22"/>
           <w:szCs w:val="22"/>
         </w:rPr>
-        <w:t xml:space="preserve">цикл while перебирает делители d = 2, 3, … до первого, на который N делится без остатка.</w:t>
+        <w:t xml:space="preserve">перебираем делители d = 2, 3, … до первого, на который N делится без остатка (в решении с for — break).</w:t>
+      </w:r>
+    </w:p>
+    <w:p>
+      <w:pPr>
+        <w:keepNext/>
+        <w:spacing w:before="80" w:after="20"/>
+      </w:pPr>
+      <w:r>
+        <w:rPr>
+          <w:rFonts w:ascii="Times New Roman" w:hAnsi="Times New Roman" w:cs="Times New Roman"/>
+          <w:i/>
+          <w:iCs/>
+          <w:sz w:val="22"/>
+          <w:szCs w:val="22"/>
+        </w:rPr>
+        <w:t xml:space="preserve">Решение 1 — цикл for</w:t>
+      </w:r>
+    </w:p>
+    <w:p>
+      <w:pPr>
+        <w:keepNext/>
+        <w:spacing w:before="0" w:after="0"/>
+      </w:pPr>
+      <w:r>
+        <w:rPr>
+          <w:rFonts w:ascii="Courier New" w:hAnsi="Courier New" w:cs="Courier New"/>
+          <w:sz w:val="20"/>
+          <w:szCs w:val="20"/>
+        </w:rPr>
+        <w:t xml:space="preserve">n = int(input())</w:t>
+      </w:r>
+    </w:p>
+    <w:p>
+      <w:pPr>
+        <w:keepNext/>
+        <w:spacing w:before="0" w:after="0"/>
+      </w:pPr>
+      <w:r>
+        <w:rPr>
+          <w:rFonts w:ascii="Courier New" w:hAnsi="Courier New" w:cs="Courier New"/>
+          <w:sz w:val="20"/>
+          <w:szCs w:val="20"/>
+        </w:rPr>
+        <w:t xml:space="preserve">for d in range(2, n + 1):</w:t>
+      </w:r>
+    </w:p>
+    <w:p>
+      <w:pPr>
+        <w:keepNext/>
+        <w:spacing w:before="0" w:after="0"/>
+      </w:pPr>
+      <w:r>
+        <w:rPr>
+          <w:rFonts w:ascii="Courier New" w:hAnsi="Courier New" w:cs="Courier New"/>
+          <w:sz w:val="20"/>
+          <w:szCs w:val="20"/>
+        </w:rPr>
+        <w:t xml:space="preserve">    if n % d == 0:</w:t>
+      </w:r>
+    </w:p>
+    <w:p>
+      <w:pPr>
+        <w:keepNext/>
+        <w:spacing w:before="0" w:after="0"/>
+      </w:pPr>
+      <w:r>
+        <w:rPr>
+          <w:rFonts w:ascii="Courier New" w:hAnsi="Courier New" w:cs="Courier New"/>
+          <w:sz w:val="20"/>
+          <w:szCs w:val="20"/>
+        </w:rPr>
+        <w:t xml:space="preserve">        print(d)</w:t>
+      </w:r>
+    </w:p>
+    <w:p>
+      <w:pPr>
+        <w:spacing w:before="0" w:after="0"/>
+      </w:pPr>
+      <w:r>
+        <w:rPr>
+          <w:rFonts w:ascii="Courier New" w:hAnsi="Courier New" w:cs="Courier New"/>
+          <w:sz w:val="20"/>
+          <w:szCs w:val="20"/>
+        </w:rPr>
+        <w:t xml:space="preserve">        break</w:t>
+      </w:r>
+    </w:p>
+    <w:p>
+      <w:pPr>
+        <w:keepNext/>
+        <w:spacing w:before="80" w:after="20"/>
+      </w:pPr>
+      <w:r>
+        <w:rPr>
+          <w:rFonts w:ascii="Times New Roman" w:hAnsi="Times New Roman" w:cs="Times New Roman"/>
+          <w:i/>
+          <w:iCs/>
+          <w:sz w:val="22"/>
+          <w:szCs w:val="22"/>
+        </w:rPr>
+        <w:t xml:space="preserve">Решение 2 — цикл while</w:t>
       </w:r>
     </w:p>
     <w:p>
@@ -4146,6 +4819,22 @@
     <w:p>
       <w:pPr>
         <w:keepNext/>
+        <w:spacing w:before="80" w:after="20"/>
+      </w:pPr>
+      <w:r>
+        <w:rPr>
+          <w:rFonts w:ascii="Times New Roman" w:hAnsi="Times New Roman" w:cs="Times New Roman"/>
+          <w:i/>
+          <w:iCs/>
+          <w:sz w:val="22"/>
+          <w:szCs w:val="22"/>
+        </w:rPr>
+        <w:t xml:space="preserve">Решение 1 — цикл for</w:t>
+      </w:r>
+    </w:p>
+    <w:p>
+      <w:pPr>
+        <w:keepNext/>
         <w:spacing w:before="0" w:after="0"/>
       </w:pPr>
       <w:r>
@@ -4267,6 +4956,189 @@
           <w:szCs w:val="20"/>
         </w:rPr>
         <w:t xml:space="preserve">        mx = x</w:t>
+      </w:r>
+    </w:p>
+    <w:p>
+      <w:pPr>
+        <w:spacing w:before="0" w:after="0"/>
+      </w:pPr>
+      <w:r>
+        <w:rPr>
+          <w:rFonts w:ascii="Courier New" w:hAnsi="Courier New" w:cs="Courier New"/>
+          <w:sz w:val="20"/>
+          <w:szCs w:val="20"/>
+        </w:rPr>
+        <w:t xml:space="preserve">print(mn, mx)</w:t>
+      </w:r>
+    </w:p>
+    <w:p>
+      <w:pPr>
+        <w:keepNext/>
+        <w:spacing w:before="80" w:after="20"/>
+      </w:pPr>
+      <w:r>
+        <w:rPr>
+          <w:rFonts w:ascii="Times New Roman" w:hAnsi="Times New Roman" w:cs="Times New Roman"/>
+          <w:i/>
+          <w:iCs/>
+          <w:sz w:val="22"/>
+          <w:szCs w:val="22"/>
+        </w:rPr>
+        <w:t xml:space="preserve">Решение 2 — цикл while</w:t>
+      </w:r>
+    </w:p>
+    <w:p>
+      <w:pPr>
+        <w:keepNext/>
+        <w:spacing w:before="0" w:after="0"/>
+      </w:pPr>
+      <w:r>
+        <w:rPr>
+          <w:rFonts w:ascii="Courier New" w:hAnsi="Courier New" w:cs="Courier New"/>
+          <w:sz w:val="20"/>
+          <w:szCs w:val="20"/>
+        </w:rPr>
+        <w:t xml:space="preserve">n = int(input())</w:t>
+      </w:r>
+    </w:p>
+    <w:p>
+      <w:pPr>
+        <w:keepNext/>
+        <w:spacing w:before="0" w:after="0"/>
+      </w:pPr>
+      <w:r>
+        <w:rPr>
+          <w:rFonts w:ascii="Courier New" w:hAnsi="Courier New" w:cs="Courier New"/>
+          <w:sz w:val="20"/>
+          <w:szCs w:val="20"/>
+        </w:rPr>
+        <w:t xml:space="preserve">a = list(map(int, input().split()))</w:t>
+      </w:r>
+    </w:p>
+    <w:p>
+      <w:pPr>
+        <w:keepNext/>
+        <w:spacing w:before="0" w:after="0"/>
+      </w:pPr>
+      <w:r>
+        <w:rPr>
+          <w:rFonts w:ascii="Courier New" w:hAnsi="Courier New" w:cs="Courier New"/>
+          <w:sz w:val="20"/>
+          <w:szCs w:val="20"/>
+        </w:rPr>
+        <w:t xml:space="preserve">mn = a[0]</w:t>
+      </w:r>
+    </w:p>
+    <w:p>
+      <w:pPr>
+        <w:keepNext/>
+        <w:spacing w:before="0" w:after="0"/>
+      </w:pPr>
+      <w:r>
+        <w:rPr>
+          <w:rFonts w:ascii="Courier New" w:hAnsi="Courier New" w:cs="Courier New"/>
+          <w:sz w:val="20"/>
+          <w:szCs w:val="20"/>
+        </w:rPr>
+        <w:t xml:space="preserve">mx = a[0]</w:t>
+      </w:r>
+    </w:p>
+    <w:p>
+      <w:pPr>
+        <w:keepNext/>
+        <w:spacing w:before="0" w:after="0"/>
+      </w:pPr>
+      <w:r>
+        <w:rPr>
+          <w:rFonts w:ascii="Courier New" w:hAnsi="Courier New" w:cs="Courier New"/>
+          <w:sz w:val="20"/>
+          <w:szCs w:val="20"/>
+        </w:rPr>
+        <w:t xml:space="preserve">i = 1</w:t>
+      </w:r>
+    </w:p>
+    <w:p>
+      <w:pPr>
+        <w:keepNext/>
+        <w:spacing w:before="0" w:after="0"/>
+      </w:pPr>
+      <w:r>
+        <w:rPr>
+          <w:rFonts w:ascii="Courier New" w:hAnsi="Courier New" w:cs="Courier New"/>
+          <w:sz w:val="20"/>
+          <w:szCs w:val="20"/>
+        </w:rPr>
+        <w:t xml:space="preserve">while i &lt; n:</w:t>
+      </w:r>
+    </w:p>
+    <w:p>
+      <w:pPr>
+        <w:keepNext/>
+        <w:spacing w:before="0" w:after="0"/>
+      </w:pPr>
+      <w:r>
+        <w:rPr>
+          <w:rFonts w:ascii="Courier New" w:hAnsi="Courier New" w:cs="Courier New"/>
+          <w:sz w:val="20"/>
+          <w:szCs w:val="20"/>
+        </w:rPr>
+        <w:t xml:space="preserve">    if a[i] &lt; mn:</w:t>
+      </w:r>
+    </w:p>
+    <w:p>
+      <w:pPr>
+        <w:keepNext/>
+        <w:spacing w:before="0" w:after="0"/>
+      </w:pPr>
+      <w:r>
+        <w:rPr>
+          <w:rFonts w:ascii="Courier New" w:hAnsi="Courier New" w:cs="Courier New"/>
+          <w:sz w:val="20"/>
+          <w:szCs w:val="20"/>
+        </w:rPr>
+        <w:t xml:space="preserve">        mn = a[i]</w:t>
+      </w:r>
+    </w:p>
+    <w:p>
+      <w:pPr>
+        <w:keepNext/>
+        <w:spacing w:before="0" w:after="0"/>
+      </w:pPr>
+      <w:r>
+        <w:rPr>
+          <w:rFonts w:ascii="Courier New" w:hAnsi="Courier New" w:cs="Courier New"/>
+          <w:sz w:val="20"/>
+          <w:szCs w:val="20"/>
+        </w:rPr>
+        <w:t xml:space="preserve">    if a[i] &gt; mx:</w:t>
+      </w:r>
+    </w:p>
+    <w:p>
+      <w:pPr>
+        <w:keepNext/>
+        <w:spacing w:before="0" w:after="0"/>
+      </w:pPr>
+      <w:r>
+        <w:rPr>
+          <w:rFonts w:ascii="Courier New" w:hAnsi="Courier New" w:cs="Courier New"/>
+          <w:sz w:val="20"/>
+          <w:szCs w:val="20"/>
+        </w:rPr>
+        <w:t xml:space="preserve">        mx = a[i]</w:t>
+      </w:r>
+    </w:p>
+    <w:p>
+      <w:pPr>
+        <w:keepNext/>
+        <w:spacing w:before="0" w:after="0"/>
+      </w:pPr>
+      <w:r>
+        <w:rPr>
+          <w:rFonts w:ascii="Courier New" w:hAnsi="Courier New" w:cs="Courier New"/>
+          <w:sz w:val="20"/>
+          <w:szCs w:val="20"/>
+        </w:rPr>
+        <w:t xml:space="preserve">    i = i + 1</w:t>
       </w:r>
     </w:p>
     <w:p>
@@ -4325,6 +5197,22 @@
     <w:p>
       <w:pPr>
         <w:keepNext/>
+        <w:spacing w:before="80" w:after="20"/>
+      </w:pPr>
+      <w:r>
+        <w:rPr>
+          <w:rFonts w:ascii="Times New Roman" w:hAnsi="Times New Roman" w:cs="Times New Roman"/>
+          <w:i/>
+          <w:iCs/>
+          <w:sz w:val="22"/>
+          <w:szCs w:val="22"/>
+        </w:rPr>
+        <w:t xml:space="preserve">Решение 1 — цикл for</w:t>
+      </w:r>
+    </w:p>
+    <w:p>
+      <w:pPr>
+        <w:keepNext/>
         <w:spacing w:before="0" w:after="0"/>
       </w:pPr>
       <w:r>
@@ -4403,6 +5291,91 @@
           <w:szCs w:val="20"/>
         </w:rPr>
         <w:t xml:space="preserve">        break</w:t>
+      </w:r>
+    </w:p>
+    <w:p>
+      <w:pPr>
+        <w:keepNext/>
+        <w:spacing w:before="80" w:after="20"/>
+      </w:pPr>
+      <w:r>
+        <w:rPr>
+          <w:rFonts w:ascii="Times New Roman" w:hAnsi="Times New Roman" w:cs="Times New Roman"/>
+          <w:i/>
+          <w:iCs/>
+          <w:sz w:val="22"/>
+          <w:szCs w:val="22"/>
+        </w:rPr>
+        <w:t xml:space="preserve">Решение 2 — цикл while</w:t>
+      </w:r>
+    </w:p>
+    <w:p>
+      <w:pPr>
+        <w:keepNext/>
+        <w:spacing w:before="0" w:after="0"/>
+      </w:pPr>
+      <w:r>
+        <w:rPr>
+          <w:rFonts w:ascii="Courier New" w:hAnsi="Courier New" w:cs="Courier New"/>
+          <w:sz w:val="20"/>
+          <w:szCs w:val="20"/>
+        </w:rPr>
+        <w:t xml:space="preserve">s, p = map(int, input().split())</w:t>
+      </w:r>
+    </w:p>
+    <w:p>
+      <w:pPr>
+        <w:keepNext/>
+        <w:spacing w:before="0" w:after="0"/>
+      </w:pPr>
+      <w:r>
+        <w:rPr>
+          <w:rFonts w:ascii="Courier New" w:hAnsi="Courier New" w:cs="Courier New"/>
+          <w:sz w:val="20"/>
+          <w:szCs w:val="20"/>
+        </w:rPr>
+        <w:t xml:space="preserve">x = 1</w:t>
+      </w:r>
+    </w:p>
+    <w:p>
+      <w:pPr>
+        <w:keepNext/>
+        <w:spacing w:before="0" w:after="0"/>
+      </w:pPr>
+      <w:r>
+        <w:rPr>
+          <w:rFonts w:ascii="Courier New" w:hAnsi="Courier New" w:cs="Courier New"/>
+          <w:sz w:val="20"/>
+          <w:szCs w:val="20"/>
+        </w:rPr>
+        <w:t xml:space="preserve">while x * (s - x) != p or x &gt; s - x:</w:t>
+      </w:r>
+    </w:p>
+    <w:p>
+      <w:pPr>
+        <w:keepNext/>
+        <w:spacing w:before="0" w:after="0"/>
+      </w:pPr>
+      <w:r>
+        <w:rPr>
+          <w:rFonts w:ascii="Courier New" w:hAnsi="Courier New" w:cs="Courier New"/>
+          <w:sz w:val="20"/>
+          <w:szCs w:val="20"/>
+        </w:rPr>
+        <w:t xml:space="preserve">    x = x + 1</w:t>
+      </w:r>
+    </w:p>
+    <w:p>
+      <w:pPr>
+        <w:spacing w:before="0" w:after="0"/>
+      </w:pPr>
+      <w:r>
+        <w:rPr>
+          <w:rFonts w:ascii="Courier New" w:hAnsi="Courier New" w:cs="Courier New"/>
+          <w:sz w:val="20"/>
+          <w:szCs w:val="20"/>
+        </w:rPr>
+        <w:t xml:space="preserve">print(x, s - x)</w:t>
       </w:r>
     </w:p>
     <w:p>
@@ -4448,6 +5421,22 @@
     <w:p>
       <w:pPr>
         <w:keepNext/>
+        <w:spacing w:before="80" w:after="20"/>
+      </w:pPr>
+      <w:r>
+        <w:rPr>
+          <w:rFonts w:ascii="Times New Roman" w:hAnsi="Times New Roman" w:cs="Times New Roman"/>
+          <w:i/>
+          <w:iCs/>
+          <w:sz w:val="22"/>
+          <w:szCs w:val="22"/>
+        </w:rPr>
+        <w:t xml:space="preserve">Решение 1 — цикл for</w:t>
+      </w:r>
+    </w:p>
+    <w:p>
+      <w:pPr>
+        <w:keepNext/>
         <w:spacing w:before="0" w:after="0"/>
       </w:pPr>
       <w:r>
@@ -4583,6 +5572,203 @@
           <w:szCs w:val="20"/>
         </w:rPr>
         <w:t xml:space="preserve">        cur = 0</w:t>
+      </w:r>
+    </w:p>
+    <w:p>
+      <w:pPr>
+        <w:spacing w:before="0" w:after="0"/>
+      </w:pPr>
+      <w:r>
+        <w:rPr>
+          <w:rFonts w:ascii="Courier New" w:hAnsi="Courier New" w:cs="Courier New"/>
+          <w:sz w:val="20"/>
+          <w:szCs w:val="20"/>
+        </w:rPr>
+        <w:t xml:space="preserve">print(best)</w:t>
+      </w:r>
+    </w:p>
+    <w:p>
+      <w:pPr>
+        <w:keepNext/>
+        <w:spacing w:before="80" w:after="20"/>
+      </w:pPr>
+      <w:r>
+        <w:rPr>
+          <w:rFonts w:ascii="Times New Roman" w:hAnsi="Times New Roman" w:cs="Times New Roman"/>
+          <w:i/>
+          <w:iCs/>
+          <w:sz w:val="22"/>
+          <w:szCs w:val="22"/>
+        </w:rPr>
+        <w:t xml:space="preserve">Решение 2 — цикл while</w:t>
+      </w:r>
+    </w:p>
+    <w:p>
+      <w:pPr>
+        <w:keepNext/>
+        <w:spacing w:before="0" w:after="0"/>
+      </w:pPr>
+      <w:r>
+        <w:rPr>
+          <w:rFonts w:ascii="Courier New" w:hAnsi="Courier New" w:cs="Courier New"/>
+          <w:sz w:val="20"/>
+          <w:szCs w:val="20"/>
+        </w:rPr>
+        <w:t xml:space="preserve">t = input()</w:t>
+      </w:r>
+    </w:p>
+    <w:p>
+      <w:pPr>
+        <w:keepNext/>
+        <w:spacing w:before="0" w:after="0"/>
+      </w:pPr>
+      <w:r>
+        <w:rPr>
+          <w:rFonts w:ascii="Courier New" w:hAnsi="Courier New" w:cs="Courier New"/>
+          <w:sz w:val="20"/>
+          <w:szCs w:val="20"/>
+        </w:rPr>
+        <w:t xml:space="preserve">best = 0</w:t>
+      </w:r>
+    </w:p>
+    <w:p>
+      <w:pPr>
+        <w:keepNext/>
+        <w:spacing w:before="0" w:after="0"/>
+      </w:pPr>
+      <w:r>
+        <w:rPr>
+          <w:rFonts w:ascii="Courier New" w:hAnsi="Courier New" w:cs="Courier New"/>
+          <w:sz w:val="20"/>
+          <w:szCs w:val="20"/>
+        </w:rPr>
+        <w:t xml:space="preserve">cur = 0</w:t>
+      </w:r>
+    </w:p>
+    <w:p>
+      <w:pPr>
+        <w:keepNext/>
+        <w:spacing w:before="0" w:after="0"/>
+      </w:pPr>
+      <w:r>
+        <w:rPr>
+          <w:rFonts w:ascii="Courier New" w:hAnsi="Courier New" w:cs="Courier New"/>
+          <w:sz w:val="20"/>
+          <w:szCs w:val="20"/>
+        </w:rPr>
+        <w:t xml:space="preserve">i = 0</w:t>
+      </w:r>
+    </w:p>
+    <w:p>
+      <w:pPr>
+        <w:keepNext/>
+        <w:spacing w:before="0" w:after="0"/>
+      </w:pPr>
+      <w:r>
+        <w:rPr>
+          <w:rFonts w:ascii="Courier New" w:hAnsi="Courier New" w:cs="Courier New"/>
+          <w:sz w:val="20"/>
+          <w:szCs w:val="20"/>
+        </w:rPr>
+        <w:t xml:space="preserve">while i &lt; len(t):</w:t>
+      </w:r>
+    </w:p>
+    <w:p>
+      <w:pPr>
+        <w:keepNext/>
+        <w:spacing w:before="0" w:after="0"/>
+      </w:pPr>
+      <w:r>
+        <w:rPr>
+          <w:rFonts w:ascii="Courier New" w:hAnsi="Courier New" w:cs="Courier New"/>
+          <w:sz w:val="20"/>
+          <w:szCs w:val="20"/>
+        </w:rPr>
+        <w:t xml:space="preserve">    if t[i] == '0':</w:t>
+      </w:r>
+    </w:p>
+    <w:p>
+      <w:pPr>
+        <w:keepNext/>
+        <w:spacing w:before="0" w:after="0"/>
+      </w:pPr>
+      <w:r>
+        <w:rPr>
+          <w:rFonts w:ascii="Courier New" w:hAnsi="Courier New" w:cs="Courier New"/>
+          <w:sz w:val="20"/>
+          <w:szCs w:val="20"/>
+        </w:rPr>
+        <w:t xml:space="preserve">        cur = cur + 1</w:t>
+      </w:r>
+    </w:p>
+    <w:p>
+      <w:pPr>
+        <w:keepNext/>
+        <w:spacing w:before="0" w:after="0"/>
+      </w:pPr>
+      <w:r>
+        <w:rPr>
+          <w:rFonts w:ascii="Courier New" w:hAnsi="Courier New" w:cs="Courier New"/>
+          <w:sz w:val="20"/>
+          <w:szCs w:val="20"/>
+        </w:rPr>
+        <w:t xml:space="preserve">        if cur &gt; best:</w:t>
+      </w:r>
+    </w:p>
+    <w:p>
+      <w:pPr>
+        <w:keepNext/>
+        <w:spacing w:before="0" w:after="0"/>
+      </w:pPr>
+      <w:r>
+        <w:rPr>
+          <w:rFonts w:ascii="Courier New" w:hAnsi="Courier New" w:cs="Courier New"/>
+          <w:sz w:val="20"/>
+          <w:szCs w:val="20"/>
+        </w:rPr>
+        <w:t xml:space="preserve">            best = cur</w:t>
+      </w:r>
+    </w:p>
+    <w:p>
+      <w:pPr>
+        <w:keepNext/>
+        <w:spacing w:before="0" w:after="0"/>
+      </w:pPr>
+      <w:r>
+        <w:rPr>
+          <w:rFonts w:ascii="Courier New" w:hAnsi="Courier New" w:cs="Courier New"/>
+          <w:sz w:val="20"/>
+          <w:szCs w:val="20"/>
+        </w:rPr>
+        <w:t xml:space="preserve">    else:</w:t>
+      </w:r>
+    </w:p>
+    <w:p>
+      <w:pPr>
+        <w:keepNext/>
+        <w:spacing w:before="0" w:after="0"/>
+      </w:pPr>
+      <w:r>
+        <w:rPr>
+          <w:rFonts w:ascii="Courier New" w:hAnsi="Courier New" w:cs="Courier New"/>
+          <w:sz w:val="20"/>
+          <w:szCs w:val="20"/>
+        </w:rPr>
+        <w:t xml:space="preserve">        cur = 0</w:t>
+      </w:r>
+    </w:p>
+    <w:p>
+      <w:pPr>
+        <w:keepNext/>
+        <w:spacing w:before="0" w:after="0"/>
+      </w:pPr>
+      <w:r>
+        <w:rPr>
+          <w:rFonts w:ascii="Courier New" w:hAnsi="Courier New" w:cs="Courier New"/>
+          <w:sz w:val="20"/>
+          <w:szCs w:val="20"/>
+        </w:rPr>
+        <w:t xml:space="preserve">    i = i + 1</w:t>
       </w:r>
     </w:p>
     <w:p>
@@ -4641,6 +5827,22 @@
     <w:p>
       <w:pPr>
         <w:keepNext/>
+        <w:spacing w:before="80" w:after="20"/>
+      </w:pPr>
+      <w:r>
+        <w:rPr>
+          <w:rFonts w:ascii="Times New Roman" w:hAnsi="Times New Roman" w:cs="Times New Roman"/>
+          <w:i/>
+          <w:iCs/>
+          <w:sz w:val="22"/>
+          <w:szCs w:val="22"/>
+        </w:rPr>
+        <w:t xml:space="preserve">Решение 1 — цикл for</w:t>
+      </w:r>
+    </w:p>
+    <w:p>
+      <w:pPr>
+        <w:keepNext/>
         <w:spacing w:before="0" w:after="0"/>
       </w:pPr>
       <w:r>
@@ -4818,6 +6020,273 @@
           <w:szCs w:val="20"/>
         </w:rPr>
         <w:t xml:space="preserve">    p = p * a[k]</w:t>
+      </w:r>
+    </w:p>
+    <w:p>
+      <w:pPr>
+        <w:spacing w:before="0" w:after="0"/>
+      </w:pPr>
+      <w:r>
+        <w:rPr>
+          <w:rFonts w:ascii="Courier New" w:hAnsi="Courier New" w:cs="Courier New"/>
+          <w:sz w:val="20"/>
+          <w:szCs w:val="20"/>
+        </w:rPr>
+        <w:t xml:space="preserve">print(s, p)</w:t>
+      </w:r>
+    </w:p>
+    <w:p>
+      <w:pPr>
+        <w:keepNext/>
+        <w:spacing w:before="80" w:after="20"/>
+      </w:pPr>
+      <w:r>
+        <w:rPr>
+          <w:rFonts w:ascii="Times New Roman" w:hAnsi="Times New Roman" w:cs="Times New Roman"/>
+          <w:i/>
+          <w:iCs/>
+          <w:sz w:val="22"/>
+          <w:szCs w:val="22"/>
+        </w:rPr>
+        <w:t xml:space="preserve">Решение 2 — цикл while</w:t>
+      </w:r>
+    </w:p>
+    <w:p>
+      <w:pPr>
+        <w:keepNext/>
+        <w:spacing w:before="0" w:after="0"/>
+      </w:pPr>
+      <w:r>
+        <w:rPr>
+          <w:rFonts w:ascii="Courier New" w:hAnsi="Courier New" w:cs="Courier New"/>
+          <w:sz w:val="20"/>
+          <w:szCs w:val="20"/>
+        </w:rPr>
+        <w:t xml:space="preserve">n = int(input())</w:t>
+      </w:r>
+    </w:p>
+    <w:p>
+      <w:pPr>
+        <w:keepNext/>
+        <w:spacing w:before="0" w:after="0"/>
+      </w:pPr>
+      <w:r>
+        <w:rPr>
+          <w:rFonts w:ascii="Courier New" w:hAnsi="Courier New" w:cs="Courier New"/>
+          <w:sz w:val="20"/>
+          <w:szCs w:val="20"/>
+        </w:rPr>
+        <w:t xml:space="preserve">a = list(map(int, input().split()))</w:t>
+      </w:r>
+    </w:p>
+    <w:p>
+      <w:pPr>
+        <w:keepNext/>
+        <w:spacing w:before="0" w:after="0"/>
+      </w:pPr>
+      <w:r>
+        <w:rPr>
+          <w:rFonts w:ascii="Courier New" w:hAnsi="Courier New" w:cs="Courier New"/>
+          <w:sz w:val="20"/>
+          <w:szCs w:val="20"/>
+        </w:rPr>
+        <w:t xml:space="preserve">s = 0</w:t>
+      </w:r>
+    </w:p>
+    <w:p>
+      <w:pPr>
+        <w:keepNext/>
+        <w:spacing w:before="0" w:after="0"/>
+      </w:pPr>
+      <w:r>
+        <w:rPr>
+          <w:rFonts w:ascii="Courier New" w:hAnsi="Courier New" w:cs="Courier New"/>
+          <w:sz w:val="20"/>
+          <w:szCs w:val="20"/>
+        </w:rPr>
+        <w:t xml:space="preserve">k = 0</w:t>
+      </w:r>
+    </w:p>
+    <w:p>
+      <w:pPr>
+        <w:keepNext/>
+        <w:spacing w:before="0" w:after="0"/>
+      </w:pPr>
+      <w:r>
+        <w:rPr>
+          <w:rFonts w:ascii="Courier New" w:hAnsi="Courier New" w:cs="Courier New"/>
+          <w:sz w:val="20"/>
+          <w:szCs w:val="20"/>
+        </w:rPr>
+        <w:t xml:space="preserve">while k &lt; n:</w:t>
+      </w:r>
+    </w:p>
+    <w:p>
+      <w:pPr>
+        <w:keepNext/>
+        <w:spacing w:before="0" w:after="0"/>
+      </w:pPr>
+      <w:r>
+        <w:rPr>
+          <w:rFonts w:ascii="Courier New" w:hAnsi="Courier New" w:cs="Courier New"/>
+          <w:sz w:val="20"/>
+          <w:szCs w:val="20"/>
+        </w:rPr>
+        <w:t xml:space="preserve">    if a[k] &gt; 0:</w:t>
+      </w:r>
+    </w:p>
+    <w:p>
+      <w:pPr>
+        <w:keepNext/>
+        <w:spacing w:before="0" w:after="0"/>
+      </w:pPr>
+      <w:r>
+        <w:rPr>
+          <w:rFonts w:ascii="Courier New" w:hAnsi="Courier New" w:cs="Courier New"/>
+          <w:sz w:val="20"/>
+          <w:szCs w:val="20"/>
+        </w:rPr>
+        <w:t xml:space="preserve">        s = s + a[k]</w:t>
+      </w:r>
+    </w:p>
+    <w:p>
+      <w:pPr>
+        <w:keepNext/>
+        <w:spacing w:before="0" w:after="0"/>
+      </w:pPr>
+      <w:r>
+        <w:rPr>
+          <w:rFonts w:ascii="Courier New" w:hAnsi="Courier New" w:cs="Courier New"/>
+          <w:sz w:val="20"/>
+          <w:szCs w:val="20"/>
+        </w:rPr>
+        <w:t xml:space="preserve">    k = k + 1</w:t>
+      </w:r>
+    </w:p>
+    <w:p>
+      <w:pPr>
+        <w:keepNext/>
+        <w:spacing w:before="0" w:after="0"/>
+      </w:pPr>
+      <w:r>
+        <w:rPr>
+          <w:rFonts w:ascii="Courier New" w:hAnsi="Courier New" w:cs="Courier New"/>
+          <w:sz w:val="20"/>
+          <w:szCs w:val="20"/>
+        </w:rPr>
+        <w:t xml:space="preserve">i = a.index(min(a))</w:t>
+      </w:r>
+    </w:p>
+    <w:p>
+      <w:pPr>
+        <w:keepNext/>
+        <w:spacing w:before="0" w:after="0"/>
+      </w:pPr>
+      <w:r>
+        <w:rPr>
+          <w:rFonts w:ascii="Courier New" w:hAnsi="Courier New" w:cs="Courier New"/>
+          <w:sz w:val="20"/>
+          <w:szCs w:val="20"/>
+        </w:rPr>
+        <w:t xml:space="preserve">j = a.index(max(a))</w:t>
+      </w:r>
+    </w:p>
+    <w:p>
+      <w:pPr>
+        <w:keepNext/>
+        <w:spacing w:before="0" w:after="0"/>
+      </w:pPr>
+      <w:r>
+        <w:rPr>
+          <w:rFonts w:ascii="Courier New" w:hAnsi="Courier New" w:cs="Courier New"/>
+          <w:sz w:val="20"/>
+          <w:szCs w:val="20"/>
+        </w:rPr>
+        <w:t xml:space="preserve">if i &gt; j:</w:t>
+      </w:r>
+    </w:p>
+    <w:p>
+      <w:pPr>
+        <w:keepNext/>
+        <w:spacing w:before="0" w:after="0"/>
+      </w:pPr>
+      <w:r>
+        <w:rPr>
+          <w:rFonts w:ascii="Courier New" w:hAnsi="Courier New" w:cs="Courier New"/>
+          <w:sz w:val="20"/>
+          <w:szCs w:val="20"/>
+        </w:rPr>
+        <w:t xml:space="preserve">    i, j = j, i</w:t>
+      </w:r>
+    </w:p>
+    <w:p>
+      <w:pPr>
+        <w:keepNext/>
+        <w:spacing w:before="0" w:after="0"/>
+      </w:pPr>
+      <w:r>
+        <w:rPr>
+          <w:rFonts w:ascii="Courier New" w:hAnsi="Courier New" w:cs="Courier New"/>
+          <w:sz w:val="20"/>
+          <w:szCs w:val="20"/>
+        </w:rPr>
+        <w:t xml:space="preserve">p = 1</w:t>
+      </w:r>
+    </w:p>
+    <w:p>
+      <w:pPr>
+        <w:keepNext/>
+        <w:spacing w:before="0" w:after="0"/>
+      </w:pPr>
+      <w:r>
+        <w:rPr>
+          <w:rFonts w:ascii="Courier New" w:hAnsi="Courier New" w:cs="Courier New"/>
+          <w:sz w:val="20"/>
+          <w:szCs w:val="20"/>
+        </w:rPr>
+        <w:t xml:space="preserve">k = i + 1</w:t>
+      </w:r>
+    </w:p>
+    <w:p>
+      <w:pPr>
+        <w:keepNext/>
+        <w:spacing w:before="0" w:after="0"/>
+      </w:pPr>
+      <w:r>
+        <w:rPr>
+          <w:rFonts w:ascii="Courier New" w:hAnsi="Courier New" w:cs="Courier New"/>
+          <w:sz w:val="20"/>
+          <w:szCs w:val="20"/>
+        </w:rPr>
+        <w:t xml:space="preserve">while k &lt; j:</w:t>
+      </w:r>
+    </w:p>
+    <w:p>
+      <w:pPr>
+        <w:keepNext/>
+        <w:spacing w:before="0" w:after="0"/>
+      </w:pPr>
+      <w:r>
+        <w:rPr>
+          <w:rFonts w:ascii="Courier New" w:hAnsi="Courier New" w:cs="Courier New"/>
+          <w:sz w:val="20"/>
+          <w:szCs w:val="20"/>
+        </w:rPr>
+        <w:t xml:space="preserve">    p = p * a[k]</w:t>
+      </w:r>
+    </w:p>
+    <w:p>
+      <w:pPr>
+        <w:keepNext/>
+        <w:spacing w:before="0" w:after="0"/>
+      </w:pPr>
+      <w:r>
+        <w:rPr>
+          <w:rFonts w:ascii="Courier New" w:hAnsi="Courier New" w:cs="Courier New"/>
+          <w:sz w:val="20"/>
+          <w:szCs w:val="20"/>
+        </w:rPr>
+        <w:t xml:space="preserve">    k = k + 1</w:t>
       </w:r>
     </w:p>
     <w:p>
@@ -4870,7 +6339,23 @@
           <w:sz w:val="22"/>
           <w:szCs w:val="22"/>
         </w:rPr>
-        <w:t xml:space="preserve">перебираем a от 2; вложенными циклами проверяем, что a и N − a простые; первая пара — ответ.</w:t>
+        <w:t xml:space="preserve">перебираем a от 2; вложенными циклами проверяем, что a и N − a простые; первая пара — ответ. В решении с while число простое, если его наименьший делитель равен самому числу.</w:t>
+      </w:r>
+    </w:p>
+    <w:p>
+      <w:pPr>
+        <w:keepNext/>
+        <w:spacing w:before="80" w:after="20"/>
+      </w:pPr>
+      <w:r>
+        <w:rPr>
+          <w:rFonts w:ascii="Times New Roman" w:hAnsi="Times New Roman" w:cs="Times New Roman"/>
+          <w:i/>
+          <w:iCs/>
+          <w:sz w:val="22"/>
+          <w:szCs w:val="22"/>
+        </w:rPr>
+        <w:t xml:space="preserve">Решение 1 — цикл for</w:t>
       </w:r>
     </w:p>
     <w:p>
@@ -5066,6 +6551,231 @@
           <w:szCs w:val="20"/>
         </w:rPr>
         <w:t xml:space="preserve">        break</w:t>
+      </w:r>
+    </w:p>
+    <w:p>
+      <w:pPr>
+        <w:keepNext/>
+        <w:spacing w:before="80" w:after="20"/>
+      </w:pPr>
+      <w:r>
+        <w:rPr>
+          <w:rFonts w:ascii="Times New Roman" w:hAnsi="Times New Roman" w:cs="Times New Roman"/>
+          <w:i/>
+          <w:iCs/>
+          <w:sz w:val="22"/>
+          <w:szCs w:val="22"/>
+        </w:rPr>
+        <w:t xml:space="preserve">Решение 2 — цикл while</w:t>
+      </w:r>
+    </w:p>
+    <w:p>
+      <w:pPr>
+        <w:keepNext/>
+        <w:spacing w:before="0" w:after="0"/>
+      </w:pPr>
+      <w:r>
+        <w:rPr>
+          <w:rFonts w:ascii="Courier New" w:hAnsi="Courier New" w:cs="Courier New"/>
+          <w:sz w:val="20"/>
+          <w:szCs w:val="20"/>
+        </w:rPr>
+        <w:t xml:space="preserve">n = int(input())</w:t>
+      </w:r>
+    </w:p>
+    <w:p>
+      <w:pPr>
+        <w:keepNext/>
+        <w:spacing w:before="0" w:after="0"/>
+      </w:pPr>
+      <w:r>
+        <w:rPr>
+          <w:rFonts w:ascii="Courier New" w:hAnsi="Courier New" w:cs="Courier New"/>
+          <w:sz w:val="20"/>
+          <w:szCs w:val="20"/>
+        </w:rPr>
+        <w:t xml:space="preserve">a = 2</w:t>
+      </w:r>
+    </w:p>
+    <w:p>
+      <w:pPr>
+        <w:keepNext/>
+        <w:spacing w:before="0" w:after="0"/>
+      </w:pPr>
+      <w:r>
+        <w:rPr>
+          <w:rFonts w:ascii="Courier New" w:hAnsi="Courier New" w:cs="Courier New"/>
+          <w:sz w:val="20"/>
+          <w:szCs w:val="20"/>
+        </w:rPr>
+        <w:t xml:space="preserve">found = False</w:t>
+      </w:r>
+    </w:p>
+    <w:p>
+      <w:pPr>
+        <w:keepNext/>
+        <w:spacing w:before="0" w:after="0"/>
+      </w:pPr>
+      <w:r>
+        <w:rPr>
+          <w:rFonts w:ascii="Courier New" w:hAnsi="Courier New" w:cs="Courier New"/>
+          <w:sz w:val="20"/>
+          <w:szCs w:val="20"/>
+        </w:rPr>
+        <w:t xml:space="preserve">while not found:</w:t>
+      </w:r>
+    </w:p>
+    <w:p>
+      <w:pPr>
+        <w:keepNext/>
+        <w:spacing w:before="0" w:after="0"/>
+      </w:pPr>
+      <w:r>
+        <w:rPr>
+          <w:rFonts w:ascii="Courier New" w:hAnsi="Courier New" w:cs="Courier New"/>
+          <w:sz w:val="20"/>
+          <w:szCs w:val="20"/>
+        </w:rPr>
+        <w:t xml:space="preserve">    b = n - a</w:t>
+      </w:r>
+    </w:p>
+    <w:p>
+      <w:pPr>
+        <w:keepNext/>
+        <w:spacing w:before="0" w:after="0"/>
+      </w:pPr>
+      <w:r>
+        <w:rPr>
+          <w:rFonts w:ascii="Courier New" w:hAnsi="Courier New" w:cs="Courier New"/>
+          <w:sz w:val="20"/>
+          <w:szCs w:val="20"/>
+        </w:rPr>
+        <w:t xml:space="preserve">    d = 2</w:t>
+      </w:r>
+    </w:p>
+    <w:p>
+      <w:pPr>
+        <w:keepNext/>
+        <w:spacing w:before="0" w:after="0"/>
+      </w:pPr>
+      <w:r>
+        <w:rPr>
+          <w:rFonts w:ascii="Courier New" w:hAnsi="Courier New" w:cs="Courier New"/>
+          <w:sz w:val="20"/>
+          <w:szCs w:val="20"/>
+        </w:rPr>
+        <w:t xml:space="preserve">    while a % d != 0:          # наименьший делитель a</w:t>
+      </w:r>
+    </w:p>
+    <w:p>
+      <w:pPr>
+        <w:keepNext/>
+        <w:spacing w:before="0" w:after="0"/>
+      </w:pPr>
+      <w:r>
+        <w:rPr>
+          <w:rFonts w:ascii="Courier New" w:hAnsi="Courier New" w:cs="Courier New"/>
+          <w:sz w:val="20"/>
+          <w:szCs w:val="20"/>
+        </w:rPr>
+        <w:t xml:space="preserve">        d = d + 1</w:t>
+      </w:r>
+    </w:p>
+    <w:p>
+      <w:pPr>
+        <w:keepNext/>
+        <w:spacing w:before="0" w:after="0"/>
+      </w:pPr>
+      <w:r>
+        <w:rPr>
+          <w:rFonts w:ascii="Courier New" w:hAnsi="Courier New" w:cs="Courier New"/>
+          <w:sz w:val="20"/>
+          <w:szCs w:val="20"/>
+        </w:rPr>
+        <w:t xml:space="preserve">    e = 2</w:t>
+      </w:r>
+    </w:p>
+    <w:p>
+      <w:pPr>
+        <w:keepNext/>
+        <w:spacing w:before="0" w:after="0"/>
+      </w:pPr>
+      <w:r>
+        <w:rPr>
+          <w:rFonts w:ascii="Courier New" w:hAnsi="Courier New" w:cs="Courier New"/>
+          <w:sz w:val="20"/>
+          <w:szCs w:val="20"/>
+        </w:rPr>
+        <w:t xml:space="preserve">    while b % e != 0:          # наименьший делитель b</w:t>
+      </w:r>
+    </w:p>
+    <w:p>
+      <w:pPr>
+        <w:keepNext/>
+        <w:spacing w:before="0" w:after="0"/>
+      </w:pPr>
+      <w:r>
+        <w:rPr>
+          <w:rFonts w:ascii="Courier New" w:hAnsi="Courier New" w:cs="Courier New"/>
+          <w:sz w:val="20"/>
+          <w:szCs w:val="20"/>
+        </w:rPr>
+        <w:t xml:space="preserve">        e = e + 1</w:t>
+      </w:r>
+    </w:p>
+    <w:p>
+      <w:pPr>
+        <w:keepNext/>
+        <w:spacing w:before="0" w:after="0"/>
+      </w:pPr>
+      <w:r>
+        <w:rPr>
+          <w:rFonts w:ascii="Courier New" w:hAnsi="Courier New" w:cs="Courier New"/>
+          <w:sz w:val="20"/>
+          <w:szCs w:val="20"/>
+        </w:rPr>
+        <w:t xml:space="preserve">    if d == a and e == b:      # оба числа простые</w:t>
+      </w:r>
+    </w:p>
+    <w:p>
+      <w:pPr>
+        <w:keepNext/>
+        <w:spacing w:before="0" w:after="0"/>
+      </w:pPr>
+      <w:r>
+        <w:rPr>
+          <w:rFonts w:ascii="Courier New" w:hAnsi="Courier New" w:cs="Courier New"/>
+          <w:sz w:val="20"/>
+          <w:szCs w:val="20"/>
+        </w:rPr>
+        <w:t xml:space="preserve">        print(a, b)</w:t>
+      </w:r>
+    </w:p>
+    <w:p>
+      <w:pPr>
+        <w:keepNext/>
+        <w:spacing w:before="0" w:after="0"/>
+      </w:pPr>
+      <w:r>
+        <w:rPr>
+          <w:rFonts w:ascii="Courier New" w:hAnsi="Courier New" w:cs="Courier New"/>
+          <w:sz w:val="20"/>
+          <w:szCs w:val="20"/>
+        </w:rPr>
+        <w:t xml:space="preserve">        found = True</w:t>
+      </w:r>
+    </w:p>
+    <w:p>
+      <w:pPr>
+        <w:spacing w:before="0" w:after="0"/>
+      </w:pPr>
+      <w:r>
+        <w:rPr>
+          <w:rFonts w:ascii="Courier New" w:hAnsi="Courier New" w:cs="Courier New"/>
+          <w:sz w:val="20"/>
+          <w:szCs w:val="20"/>
+        </w:rPr>
+        <w:t xml:space="preserve">    a = a + 1</w:t>
       </w:r>
     </w:p>
     <w:sectPr>
